--- a/en/wisdom-stories/two-donkeys.docx
+++ b/en/wisdom-stories/two-donkeys.docx
@@ -4,106 +4,58 @@
   <w:body>
     <w:p>
       <w:pPr>
-        <w:spacing w:before="0" w:after="60"/>
-        <w:jc w:val="left"/>
+        <w:pStyle w:val="Title"/>
       </w:pPr>
       <w:r>
-        <w:rPr>
-          <w:rFonts w:ascii="Arial" w:hAnsi="Arial" w:eastAsia="Arial"/>
-          <w:i w:val="0"/>
-          <w:color w:val="000000"/>
-          <w:sz w:val="52"/>
-        </w:rPr>
-        <w:t>Two donkeys</w:t>
+        <w:t>The Two Donkeys</w:t>
+      </w:r>
+    </w:p>
+    <w:p>
+      <w:pPr/>
+      <w:r>
+        <w:t>Two donkeys saw a monkey in a tree and decided to tease him. “Let’s ask whether he has a friend. If he says yes, we’ll ask what fool would be his friend. If he says no, we’ll say no fool would want to.” They approached and called, “Monkey, do you have a friend?” The monkey looked down at them.</w:t>
       </w:r>
     </w:p>
     <w:p>
       <w:pPr>
-        <w:jc w:val="left"/>
+        <w:keepNext/>
+        <w:spacing w:after="80"/>
       </w:pPr>
       <w:r>
-        <w:rPr>
-          <w:rFonts w:ascii="Arial" w:hAnsi="Arial" w:eastAsia="Arial"/>
-          <w:i w:val="0"/>
-          <w:color w:val="000000"/>
-          <w:sz w:val="22"/>
-        </w:rPr>
-        <w:t>Two donkeys are walking along a path. They see a monkey sitting in a tree. They say, let's tease this monkey: let's ask him if he has a friend or not? If he says "Yes", we say "Which fool is your friend?"; if he says "No", we say "Which fool would be your friend?" They approach the tree and ask: "Monkey, do you have a friend?" The monkey looks down at the donkeys who want to tease him and says:</w:t>
+        <w:t>“All I can see are donkeys. Who would you suggest?”</w:t>
       </w:r>
     </w:p>
     <w:p>
       <w:pPr>
-        <w:jc w:val="left"/>
+        <w:keepNext/>
+        <w:keepLines/>
+        <w:spacing w:before="160" w:after="80"/>
       </w:pPr>
       <w:r>
         <w:rPr>
-          <w:rFonts w:ascii="Arial" w:hAnsi="Arial" w:eastAsia="Arial"/>
-          <w:i w:val="0"/>
-          <w:color w:val="000000"/>
-          <w:sz w:val="22"/>
+          <w:b/>
         </w:rPr>
-        <w:t>— Wherever I look, they are all donkeys; who should I be friends with?</w:t>
+        <w:t>Moral:</w:t>
+      </w:r>
+      <w:r>
+        <w:t xml:space="preserve"> An attempt to make someone else look foolish can expose your own foolishness instead.</w:t>
       </w:r>
     </w:p>
     <w:p>
       <w:pPr>
-        <w:pStyle w:val="Moral"/>
-        <w:keepNext/>
-        <w:keepLines/>
-        <w:widowControl/>
-        <w:spacing w:before="240" w:after="180" w:line="283" w:lineRule="auto"/>
-        <w:ind w:left="240" w:right="240"/>
-        <w:jc w:val="left"/>
-        <w:pBdr>
-          <w:top w:val="single" w:sz="8" w:space="7" w:color="E8D59A"/>
-          <w:left w:val="single" w:sz="32" w:space="11" w:color="C6A23A"/>
-          <w:bottom w:val="single" w:sz="8" w:space="7" w:color="E8D59A"/>
-          <w:right w:val="single" w:sz="8" w:space="11" w:color="E8D59A"/>
-        </w:pBdr>
-        <w:shd w:val="clear" w:color="auto" w:fill="FFF8E1"/>
+        <w:spacing w:after="80"/>
       </w:pPr>
       <w:r>
         <w:rPr>
-          <w:rFonts w:ascii="Arial" w:hAnsi="Arial" w:eastAsia="Arial" w:cs="Arial"/>
-          <w:b/>
-          <w:i w:val="0"/>
-          <w:color w:val="9A7417"/>
-          <w:sz w:val="22"/>
+          <w:i/>
+          <w:sz w:val="18"/>
         </w:rPr>
-        <w:t xml:space="preserve">Moral: </w:t>
-      </w:r>
-      <w:r>
-        <w:rPr>
-          <w:rFonts w:ascii="Arial" w:hAnsi="Arial" w:eastAsia="Arial" w:cs="Arial"/>
-          <w:b w:val="0"/>
-          <w:i w:val="0"/>
-          <w:color w:val="3F3826"/>
-          <w:sz w:val="22"/>
-        </w:rPr>
-        <w:t>A trap set to humiliate someone often explodes on the head of the one who sets the trap. The one who wants to tease himself becomes ridiculous.</w:t>
-      </w:r>
-    </w:p>
-    <w:p>
-      <w:pPr>
-        <w:keepLines/>
-        <w:widowControl/>
-        <w:spacing w:before="60" w:after="0" w:line="240" w:lineRule="auto"/>
-        <w:jc w:val="right"/>
-      </w:pPr>
-      <w:r>
-        <w:rPr>
-          <w:rFonts w:ascii="Arial" w:hAnsi="Arial" w:eastAsia="Arial" w:cs="Arial"/>
-          <w:b w:val="0"/>
-          <w:i/>
-          <w:color w:val="8A7950"/>
-          <w:sz w:val="17"/>
-        </w:rPr>
-        <w:t>The story was obtained from open Internet sources.</w:t>
+        <w:t>Source: Publicly available internet sources.</w:t>
       </w:r>
     </w:p>
     <w:sectPr>
       <w:pgSz w:w="12240" w:h="15840"/>
-      <w:pgMar w:top="1440" w:right="1440" w:bottom="1440" w:left="1440" w:header="708" w:footer="708" w:gutter="0"/>
+      <w:pgMar w:top="1080" w:right="1224" w:bottom="1080" w:left="1224" w:header="720" w:footer="720" w:gutter="0"/>
       <w:cols w:space="720"/>
       <w:docGrid w:linePitch="360"/>
     </w:sectPr>
@@ -475,12 +427,14 @@
     <w:qFormat/>
     <w:rsid w:val="00FC693F"/>
     <w:pPr>
-      <w:spacing w:before="0" w:after="160" w:line="276" w:lineRule="auto"/>
+      <w:widowControl/>
+      <w:spacing w:after="120" w:line="259" w:lineRule="auto"/>
     </w:pPr>
     <w:rPr>
-      <w:rFonts w:ascii="Arial" w:hAnsi="Arial" w:eastAsia="Arial"/>
+      <w:rFonts w:ascii="Arial" w:hAnsi="Arial"/>
       <w:color w:val="000000"/>
       <w:sz w:val="22"/>
+      <w:lang w:val="en-US"/>
     </w:rPr>
   </w:style>
   <w:style w:type="paragraph" w:styleId="Header">
@@ -824,18 +778,17 @@
     <w:qFormat/>
     <w:rsid w:val="00FC693F"/>
     <w:pPr>
-      <w:pBdr>
-        <w:bottom w:val="single" w:sz="8" w:space="4" w:color="4F81BD" w:themeColor="accent1"/>
-      </w:pBdr>
-      <w:spacing w:after="300" w:line="240" w:lineRule="auto"/>
+      <w:keepNext/>
+      <w:spacing w:after="280" w:line="240" w:lineRule="auto"/>
       <w:contextualSpacing/>
     </w:pPr>
     <w:rPr>
-      <w:rFonts w:asciiTheme="majorHAnsi" w:eastAsiaTheme="majorEastAsia" w:hAnsiTheme="majorHAnsi" w:cstheme="majorBidi"/>
-      <w:color w:val="17365D" w:themeColor="text2" w:themeShade="BF"/>
+      <w:rFonts w:asciiTheme="majorHAnsi" w:eastAsiaTheme="majorEastAsia" w:hAnsiTheme="majorHAnsi" w:cstheme="majorBidi" w:ascii="Arial" w:hAnsi="Arial"/>
+      <w:b/>
+      <w:color w:val="000000"/>
       <w:spacing w:val="5"/>
       <w:kern w:val="28"/>
-      <w:sz w:val="52"/>
+      <w:sz w:val="34"/>
       <w:szCs w:val="52"/>
     </w:rPr>
   </w:style>
@@ -1311,9 +1264,6 @@
     <w:qFormat/>
     <w:rsid w:val="00FC693F"/>
     <w:pPr>
-      <w:pBdr>
-        <w:bottom w:val="single" w:sz="4" w:space="4" w:color="4F81BD" w:themeColor="accent1"/>
-      </w:pBdr>
       <w:spacing w:before="200" w:after="280"/>
       <w:ind w:left="936" w:right="936"/>
     </w:pPr>
@@ -12164,18 +12114,6 @@
         <w:shd w:val="clear" w:color="auto" w:fill="FBCAA2" w:themeFill="accent6" w:themeFillTint="7F"/>
       </w:tcPr>
     </w:tblStylePr>
-  </w:style>
-  <w:style w:type="paragraph" w:customStyle="1" w:styleId="Moral">
-    <w:name w:val="Moral"/>
-    <w:basedOn w:val="Normal"/>
-    <w:pPr>
-      <w:spacing w:before="160" w:after="0" w:line="276" w:lineRule="auto"/>
-    </w:pPr>
-    <w:rPr>
-      <w:rFonts w:ascii="Arial" w:hAnsi="Arial" w:eastAsia="Arial"/>
-      <w:i/>
-      <w:sz w:val="22"/>
-    </w:rPr>
   </w:style>
 </w:styles>
 </file>

--- a/en/wisdom-stories/two-donkeys.docx
+++ b/en/wisdom-stories/two-donkeys.docx
@@ -13,7 +13,7 @@
     <w:p>
       <w:pPr/>
       <w:r>
-        <w:t>Two donkeys saw a monkey in a tree and decided to tease him. “Let’s ask whether he has a friend. If he says yes, we’ll ask what fool would be his friend. If he says no, we’ll say no fool would want to.” They approached and called, “Monkey, do you have a friend?” The monkey looked down at them.</w:t>
+        <w:t>Two donkeys saw a monkey in a tree and decided to tease him. “Let’s ask whether he has a friend. If he says yes, we’ll say what fool is friends with you. If he says no, we’ll say what fool would be friends with you?” They approached and called, “Monkey, do you have a friend?” The monkey looked down at them.</w:t>
       </w:r>
     </w:p>
     <w:p>
@@ -22,7 +22,7 @@
         <w:spacing w:after="80"/>
       </w:pPr>
       <w:r>
-        <w:t>“All I can see are donkeys. Who would you suggest?”</w:t>
+        <w:t>“All I can see are donkeys. Who can I be friends with?”</w:t>
       </w:r>
     </w:p>
     <w:p>
@@ -35,11 +35,9 @@
         <w:rPr>
           <w:b/>
         </w:rPr>
-        <w:t>Moral:</w:t>
+        <w:t>Moral: An attempt to make someone else look foolish can expose your own foolishness instead.</w:t>
       </w:r>
-      <w:r>
-        <w:t xml:space="preserve"> An attempt to make someone else look foolish can expose your own foolishness instead.</w:t>
-      </w:r>
+      <w:r/>
     </w:p>
     <w:p>
       <w:pPr>
@@ -50,7 +48,7 @@
           <w:i/>
           <w:sz w:val="18"/>
         </w:rPr>
-        <w:t>Source: Publicly available internet sources.</w:t>
+        <w:t>Stories are taken from open Internet sources; illustrations were created with AI.</w:t>
       </w:r>
     </w:p>
     <w:sectPr>
